--- a/glue_jobs/bronze/bronze-ingest-all-tables-EXPLAINED.docx
+++ b/glue_jobs/bronze/bronze-ingest-all-tables-EXPLAINED.docx
@@ -30,7 +30,7 @@
           <w:i/>
           <w:sz w:val="22"/>
         </w:rPr>
-        <w:t>Project: GlobalPartners / Alltown Fresh — DE Academy Assessment</w:t>
+        <w:t>Project: Retail-Chain / Retail Restaurant Chain — DE Academy Assessment</w:t>
       </w:r>
     </w:p>
     <w:p>
@@ -644,7 +644,7 @@
           <w:i/>
           <w:color w:val="604020"/>
         </w:rPr>
-        <w:t>This is like writing an address on a letter. Instead of '123 Main Street, Chicago', it's 'jdbc:sqlserver://myhost:1433;databaseName=globalpartners'. The 'encrypt=true' part is like putting the letter in a locked envelope so nobody can read it while it's in the mail.</w:t>
+        <w:t>This is like writing an address on a letter. Instead of '123 Main Street, Chicago', it's 'jdbc:sqlserver://myhost:1433;databaseName=retail-chain'. The 'encrypt=true' part is like putting the letter in a locked envelope so nobody can read it while it's in the mail.</w:t>
       </w:r>
     </w:p>
     <w:p>
@@ -943,7 +943,7 @@
         <w:rPr>
           <w:sz w:val="22"/>
         </w:rPr>
-        <w:t>dbname — which database inside the server (globalpartners)</w:t>
+        <w:t>dbname — which database inside the server (retail-chain)</w:t>
       </w:r>
     </w:p>
     <w:p>
@@ -1840,9 +1840,9 @@
           <w:color w:val="1E1E1E"/>
           <w:sz w:val="18"/>
         </w:rPr>
-        <w:t>aws secretsmanager update-secret --secret-id globalpartners/aurora/credentials \</w:t>
+        <w:t>aws secretsmanager update-secret --secret-id retail-chain/aurora/credentials \</w:t>
         <w:br/>
-        <w:t xml:space="preserve">    --secret-string '{"...","dbname":"globalpartners"}'</w:t>
+        <w:t xml:space="preserve">    --secret-string '{"...","dbname":"retail-chain"}'</w:t>
       </w:r>
     </w:p>
     <w:p>
@@ -1959,7 +1959,7 @@
           <w:color w:val="1E1E1E"/>
           <w:sz w:val="18"/>
         </w:rPr>
-        <w:t>aws iam attach-role-policy --role-name AWSGlueServiceRole-globalpartners \</w:t>
+        <w:t>aws iam attach-role-policy --role-name AWSGlueServiceRole-retail-chain \</w:t>
         <w:br/>
         <w:t xml:space="preserve">    --policy-arn arn:aws:iam::aws:policy/service-role/AWSGlueServiceRole</w:t>
       </w:r>
@@ -2757,7 +2757,7 @@
           <w:color w:val="1E1E1E"/>
           <w:sz w:val="18"/>
         </w:rPr>
-        <w:t>s3://globalpartners-aws/bronze/</w:t>
+        <w:t>s3://retail-chain-aws/bronze/</w:t>
         <w:br/>
         <w:t xml:space="preserve">  order_items/</w:t>
         <w:br/>
@@ -2850,7 +2850,7 @@
           <w:color w:val="1E1E1E"/>
           <w:sz w:val="18"/>
         </w:rPr>
-        <w:t>s3://globalpartners-aws/manifests/bronze-ingest-all-tables/2026-04-11/status.json</w:t>
+        <w:t>s3://retail-chain-aws/manifests/bronze-ingest-all-tables/2026-04-11/status.json</w:t>
         <w:br/>
         <w:br/>
         <w:t>{</w:t>
